--- a/File_mau_BBHT.docx
+++ b/File_mau_BBHT.docx
@@ -294,16 +294,7 @@
                 <w:sz w:val="28"/>
                 <w:szCs w:val="28"/>
               </w:rPr>
-              <w:t xml:space="preserve"> …</w:t>
-            </w:r>
-            <w:proofErr w:type="gramStart"/>
-            <w:r>
-              <w:rPr>
-                <w:rFonts w:eastAsia="Times New Roman"/>
-                <w:sz w:val="28"/>
-                <w:szCs w:val="28"/>
-              </w:rPr>
-              <w:t>….</w:t>
+              <w:t xml:space="preserve"> …….</w:t>
             </w:r>
             <w:r>
               <w:rPr>
@@ -311,16 +302,7 @@
                 <w:sz w:val="28"/>
                 <w:szCs w:val="28"/>
               </w:rPr>
-              <w:t>/</w:t>
-            </w:r>
-            <w:proofErr w:type="gramEnd"/>
-            <w:r>
-              <w:rPr>
-                <w:rFonts w:eastAsia="Times New Roman"/>
-                <w:sz w:val="28"/>
-                <w:szCs w:val="28"/>
-              </w:rPr>
-              <w:t>BB-IGCTN</w:t>
+              <w:t>/BB-IGCTN</w:t>
             </w:r>
           </w:p>
           <w:p>
@@ -1263,25 +1245,7 @@
                 <w:sz w:val="28"/>
                 <w:szCs w:val="28"/>
               </w:rPr>
-              <w:t>{#</w:t>
-            </w:r>
-            <w:proofErr w:type="gramStart"/>
-            <w:r>
-              <w:rPr>
-                <w:bCs/>
-                <w:sz w:val="28"/>
-                <w:szCs w:val="28"/>
-              </w:rPr>
-              <w:t>thanhPhan}{</w:t>
-            </w:r>
-            <w:proofErr w:type="gramEnd"/>
-            <w:r>
-              <w:rPr>
-                <w:bCs/>
-                <w:sz w:val="28"/>
-                <w:szCs w:val="28"/>
-              </w:rPr>
-              <w:t>STT}</w:t>
+              <w:t>{#thanhPhan}{STT}</w:t>
             </w:r>
           </w:p>
         </w:tc>
@@ -1418,7 +1382,6 @@
       <w:pPr>
         <w:spacing w:after="0" w:line="360" w:lineRule="auto"/>
         <w:ind w:left="360"/>
-        <w:jc w:val="both"/>
         <w:rPr>
           <w:sz w:val="28"/>
           <w:szCs w:val="28"/>
@@ -1430,6 +1393,13 @@
           <w:szCs w:val="28"/>
         </w:rPr>
         <w:t>{</w:t>
+      </w:r>
+      <w:r>
+        <w:rPr>
+          <w:sz w:val="28"/>
+          <w:szCs w:val="28"/>
+        </w:rPr>
+        <w:t>~</w:t>
       </w:r>
       <w:proofErr w:type="spellStart"/>
       <w:r>
@@ -2208,7 +2178,7 @@
         <v:path o:extrusionok="f" gradientshapeok="t" o:connecttype="rect"/>
         <o:lock v:ext="edit" aspectratio="t"/>
       </v:shapetype>
-      <v:shape id="_x0000_i1025" type="#_x0000_t75" style="width:11.7pt;height:11.7pt" o:bullet="t">
+      <v:shape id="_x0000_i1025" type="#_x0000_t75" style="width:12pt;height:12pt" o:bullet="t">
         <v:imagedata r:id="rId1" o:title="mso9209"/>
       </v:shape>
     </w:pict>
@@ -6882,6 +6852,16 @@
 </file>
 
 <file path=customXml/item1.xml><?xml version="1.0" encoding="utf-8"?>
+<p:properties xmlns:p="http://schemas.microsoft.com/office/2006/metadata/properties" xmlns:xsi="http://www.w3.org/2001/XMLSchema-instance" xmlns:pc="http://schemas.microsoft.com/office/infopath/2007/PartnerControls">
+  <documentManagement>
+    <lcf76f155ced4ddcb4097134ff3c332f xmlns="5de8d0b8-4020-4828-b3a1-3d0d58666cb2">
+      <Terms xmlns="http://schemas.microsoft.com/office/infopath/2007/PartnerControls"/>
+    </lcf76f155ced4ddcb4097134ff3c332f>
+  </documentManagement>
+</p:properties>
+</file>
+
+<file path=customXml/item2.xml><?xml version="1.0" encoding="utf-8"?>
 <ct:contentTypeSchema xmlns:ct="http://schemas.microsoft.com/office/2006/metadata/contentType" xmlns:ma="http://schemas.microsoft.com/office/2006/metadata/properties/metaAttributes" ct:_="" ma:_="" ma:contentTypeName="Tài liệu" ma:contentTypeID="0x01010039B55736D7ED03478DD189363C108224" ma:contentTypeVersion="13" ma:contentTypeDescription="Tạo tài liệu mới." ma:contentTypeScope="" ma:versionID="c888ffc5550b0a221009ab84beb26832">
   <xsd:schema xmlns:xsd="http://www.w3.org/2001/XMLSchema" xmlns:xs="http://www.w3.org/2001/XMLSchema" xmlns:p="http://schemas.microsoft.com/office/2006/metadata/properties" xmlns:ns2="5de8d0b8-4020-4828-b3a1-3d0d58666cb2" targetNamespace="http://schemas.microsoft.com/office/2006/metadata/properties" ma:root="true" ma:fieldsID="5432d609134b9bea1f164439c259a011" ns2:_="">
     <xsd:import namespace="5de8d0b8-4020-4828-b3a1-3d0d58666cb2"/>
@@ -7077,16 +7057,6 @@
 </ct:contentTypeSchema>
 </file>
 
-<file path=customXml/item2.xml><?xml version="1.0" encoding="utf-8"?>
-<p:properties xmlns:p="http://schemas.microsoft.com/office/2006/metadata/properties" xmlns:xsi="http://www.w3.org/2001/XMLSchema-instance" xmlns:pc="http://schemas.microsoft.com/office/infopath/2007/PartnerControls">
-  <documentManagement>
-    <lcf76f155ced4ddcb4097134ff3c332f xmlns="5de8d0b8-4020-4828-b3a1-3d0d58666cb2">
-      <Terms xmlns="http://schemas.microsoft.com/office/infopath/2007/PartnerControls"/>
-    </lcf76f155ced4ddcb4097134ff3c332f>
-  </documentManagement>
-</p:properties>
-</file>
-
 <file path=customXml/item3.xml><?xml version="1.0" encoding="utf-8"?>
 <?mso-contentType ?>
 <FormTemplates xmlns="http://schemas.microsoft.com/sharepoint/v3/contenttype/forms">
@@ -7097,6 +7067,16 @@
 </file>
 
 <file path=customXml/itemProps1.xml><?xml version="1.0" encoding="utf-8"?>
+<ds:datastoreItem xmlns:ds="http://schemas.openxmlformats.org/officeDocument/2006/customXml" ds:itemID="{B6FEB78B-4785-4499-974D-31C336A57EEA}">
+  <ds:schemaRefs>
+    <ds:schemaRef ds:uri="http://schemas.microsoft.com/office/2006/metadata/properties"/>
+    <ds:schemaRef ds:uri="http://schemas.microsoft.com/office/infopath/2007/PartnerControls"/>
+    <ds:schemaRef ds:uri="5de8d0b8-4020-4828-b3a1-3d0d58666cb2"/>
+  </ds:schemaRefs>
+</ds:datastoreItem>
+</file>
+
+<file path=customXml/itemProps2.xml><?xml version="1.0" encoding="utf-8"?>
 <ds:datastoreItem xmlns:ds="http://schemas.openxmlformats.org/officeDocument/2006/customXml" ds:itemID="{187A7B71-5A6B-4FD2-B667-1D8DCD4E6F63}">
   <ds:schemaRefs>
     <ds:schemaRef ds:uri="http://schemas.microsoft.com/office/2006/metadata/contentType"/>
@@ -7114,16 +7094,6 @@
 </ds:datastoreItem>
 </file>
 
-<file path=customXml/itemProps2.xml><?xml version="1.0" encoding="utf-8"?>
-<ds:datastoreItem xmlns:ds="http://schemas.openxmlformats.org/officeDocument/2006/customXml" ds:itemID="{B6FEB78B-4785-4499-974D-31C336A57EEA}">
-  <ds:schemaRefs>
-    <ds:schemaRef ds:uri="http://schemas.microsoft.com/office/2006/metadata/properties"/>
-    <ds:schemaRef ds:uri="http://schemas.microsoft.com/office/infopath/2007/PartnerControls"/>
-    <ds:schemaRef ds:uri="5de8d0b8-4020-4828-b3a1-3d0d58666cb2"/>
-  </ds:schemaRefs>
-</ds:datastoreItem>
-</file>
-
 <file path=customXml/itemProps3.xml><?xml version="1.0" encoding="utf-8"?>
 <ds:datastoreItem xmlns:ds="http://schemas.openxmlformats.org/officeDocument/2006/customXml" ds:itemID="{22B2CF7D-FFE2-419C-B4A2-9410B84119C8}">
   <ds:schemaRefs>

--- a/File_mau_BBHT.docx
+++ b/File_mau_BBHT.docx
@@ -149,7 +149,6 @@
                 <w:szCs w:val="28"/>
               </w:rPr>
             </w:pPr>
-            <w:proofErr w:type="spellStart"/>
             <w:r>
               <w:rPr>
                 <w:rFonts w:eastAsia="Times New Roman"/>
@@ -158,97 +157,8 @@
                 <w:sz w:val="28"/>
                 <w:szCs w:val="28"/>
               </w:rPr>
-              <w:t>Độc</w:t>
+              <w:t>Độc lập – Tự do – Hạnh phúc</w:t>
             </w:r>
-            <w:proofErr w:type="spellEnd"/>
-            <w:r>
-              <w:rPr>
-                <w:rFonts w:eastAsia="Times New Roman"/>
-                <w:b/>
-                <w:bCs/>
-                <w:sz w:val="28"/>
-                <w:szCs w:val="28"/>
-              </w:rPr>
-              <w:t xml:space="preserve"> </w:t>
-            </w:r>
-            <w:proofErr w:type="spellStart"/>
-            <w:r>
-              <w:rPr>
-                <w:rFonts w:eastAsia="Times New Roman"/>
-                <w:b/>
-                <w:bCs/>
-                <w:sz w:val="28"/>
-                <w:szCs w:val="28"/>
-              </w:rPr>
-              <w:t>lập</w:t>
-            </w:r>
-            <w:proofErr w:type="spellEnd"/>
-            <w:r>
-              <w:rPr>
-                <w:rFonts w:eastAsia="Times New Roman"/>
-                <w:b/>
-                <w:bCs/>
-                <w:sz w:val="28"/>
-                <w:szCs w:val="28"/>
-              </w:rPr>
-              <w:t xml:space="preserve"> – </w:t>
-            </w:r>
-            <w:proofErr w:type="spellStart"/>
-            <w:r>
-              <w:rPr>
-                <w:rFonts w:eastAsia="Times New Roman"/>
-                <w:b/>
-                <w:bCs/>
-                <w:sz w:val="28"/>
-                <w:szCs w:val="28"/>
-              </w:rPr>
-              <w:t>Tự</w:t>
-            </w:r>
-            <w:proofErr w:type="spellEnd"/>
-            <w:r>
-              <w:rPr>
-                <w:rFonts w:eastAsia="Times New Roman"/>
-                <w:b/>
-                <w:bCs/>
-                <w:sz w:val="28"/>
-                <w:szCs w:val="28"/>
-              </w:rPr>
-              <w:t xml:space="preserve"> do – </w:t>
-            </w:r>
-            <w:proofErr w:type="spellStart"/>
-            <w:r>
-              <w:rPr>
-                <w:rFonts w:eastAsia="Times New Roman"/>
-                <w:b/>
-                <w:bCs/>
-                <w:sz w:val="28"/>
-                <w:szCs w:val="28"/>
-              </w:rPr>
-              <w:t>Hạnh</w:t>
-            </w:r>
-            <w:proofErr w:type="spellEnd"/>
-            <w:r>
-              <w:rPr>
-                <w:rFonts w:eastAsia="Times New Roman"/>
-                <w:b/>
-                <w:bCs/>
-                <w:sz w:val="28"/>
-                <w:szCs w:val="28"/>
-              </w:rPr>
-              <w:t xml:space="preserve"> </w:t>
-            </w:r>
-            <w:proofErr w:type="spellStart"/>
-            <w:r>
-              <w:rPr>
-                <w:rFonts w:eastAsia="Times New Roman"/>
-                <w:b/>
-                <w:bCs/>
-                <w:sz w:val="28"/>
-                <w:szCs w:val="28"/>
-              </w:rPr>
-              <w:t>phúc</w:t>
-            </w:r>
-            <w:proofErr w:type="spellEnd"/>
           </w:p>
         </w:tc>
       </w:tr>
@@ -270,23 +180,13 @@
                 <w:szCs w:val="28"/>
               </w:rPr>
             </w:pPr>
-            <w:proofErr w:type="spellStart"/>
             <w:r>
               <w:rPr>
                 <w:rFonts w:eastAsia="Times New Roman"/>
                 <w:sz w:val="28"/>
                 <w:szCs w:val="28"/>
               </w:rPr>
-              <w:t>Số</w:t>
-            </w:r>
-            <w:proofErr w:type="spellEnd"/>
-            <w:r>
-              <w:rPr>
-                <w:rFonts w:eastAsia="Times New Roman"/>
-                <w:sz w:val="28"/>
-                <w:szCs w:val="28"/>
-              </w:rPr>
-              <w:t>:</w:t>
+              <w:t>Số:</w:t>
             </w:r>
             <w:r>
               <w:rPr>
@@ -341,29 +241,7 @@
                 <w:sz w:val="28"/>
                 <w:szCs w:val="28"/>
               </w:rPr>
-              <w:t xml:space="preserve">Tây Ninh, </w:t>
-            </w:r>
-            <w:proofErr w:type="spellStart"/>
-            <w:r>
-              <w:rPr>
-                <w:rFonts w:eastAsia="Times New Roman"/>
-                <w:i/>
-                <w:iCs/>
-                <w:sz w:val="28"/>
-                <w:szCs w:val="28"/>
-              </w:rPr>
-              <w:t>ngày</w:t>
-            </w:r>
-            <w:proofErr w:type="spellEnd"/>
-            <w:r>
-              <w:rPr>
-                <w:rFonts w:eastAsia="Times New Roman"/>
-                <w:i/>
-                <w:iCs/>
-                <w:sz w:val="28"/>
-                <w:szCs w:val="28"/>
-              </w:rPr>
-              <w:t xml:space="preserve"> </w:t>
+              <w:t xml:space="preserve">Tây Ninh, ngày </w:t>
             </w:r>
             <w:r>
               <w:rPr>
@@ -405,7 +283,6 @@
               </w:rPr>
               <w:t xml:space="preserve"> </w:t>
             </w:r>
-            <w:proofErr w:type="spellStart"/>
             <w:r>
               <w:rPr>
                 <w:rFonts w:eastAsia="Times New Roman"/>
@@ -414,18 +291,7 @@
                 <w:sz w:val="28"/>
                 <w:szCs w:val="28"/>
               </w:rPr>
-              <w:t>tháng</w:t>
-            </w:r>
-            <w:proofErr w:type="spellEnd"/>
-            <w:r>
-              <w:rPr>
-                <w:rFonts w:eastAsia="Times New Roman"/>
-                <w:i/>
-                <w:iCs/>
-                <w:sz w:val="28"/>
-                <w:szCs w:val="28"/>
-              </w:rPr>
-              <w:t xml:space="preserve"> </w:t>
+              <w:t xml:space="preserve">tháng </w:t>
             </w:r>
             <w:r>
               <w:rPr>
@@ -465,29 +331,7 @@
                 <w:sz w:val="28"/>
                 <w:szCs w:val="28"/>
               </w:rPr>
-              <w:t xml:space="preserve"> </w:t>
-            </w:r>
-            <w:proofErr w:type="spellStart"/>
-            <w:r>
-              <w:rPr>
-                <w:rFonts w:eastAsia="Times New Roman"/>
-                <w:i/>
-                <w:iCs/>
-                <w:sz w:val="28"/>
-                <w:szCs w:val="28"/>
-              </w:rPr>
-              <w:t>năm</w:t>
-            </w:r>
-            <w:proofErr w:type="spellEnd"/>
-            <w:r>
-              <w:rPr>
-                <w:rFonts w:eastAsia="Times New Roman"/>
-                <w:i/>
-                <w:iCs/>
-                <w:sz w:val="28"/>
-                <w:szCs w:val="28"/>
-              </w:rPr>
-              <w:t xml:space="preserve"> </w:t>
+              <w:t xml:space="preserve"> năm </w:t>
             </w:r>
             <w:r>
               <w:rPr>
@@ -499,7 +343,6 @@
               </w:rPr>
               <w:t>{</w:t>
             </w:r>
-            <w:proofErr w:type="spellStart"/>
             <w:r>
               <w:rPr>
                 <w:rFonts w:eastAsia="Times New Roman"/>
@@ -510,7 +353,6 @@
               </w:rPr>
               <w:t>yyyy</w:t>
             </w:r>
-            <w:proofErr w:type="spellEnd"/>
             <w:r>
               <w:rPr>
                 <w:rFonts w:eastAsia="Times New Roman"/>
@@ -674,7 +516,6 @@
         </w:rPr>
         <w:t>{</w:t>
       </w:r>
-      <w:proofErr w:type="spellStart"/>
       <w:r>
         <w:rPr>
           <w:rFonts w:eastAsia="Times New Roman"/>
@@ -685,7 +526,6 @@
         </w:rPr>
         <w:t>yyyy</w:t>
       </w:r>
-      <w:proofErr w:type="spellEnd"/>
       <w:r>
         <w:rPr>
           <w:rFonts w:eastAsia="Times New Roman"/>
@@ -716,7 +556,6 @@
         </w:rPr>
         <w:t>{</w:t>
       </w:r>
-      <w:proofErr w:type="spellStart"/>
       <w:r>
         <w:rPr>
           <w:rFonts w:eastAsia="Times New Roman"/>
@@ -727,7 +566,6 @@
         </w:rPr>
         <w:t>Lần</w:t>
       </w:r>
-      <w:proofErr w:type="spellEnd"/>
       <w:r>
         <w:rPr>
           <w:rFonts w:eastAsia="Times New Roman"/>
@@ -795,147 +633,13 @@
           <w:szCs w:val="28"/>
         </w:rPr>
       </w:pPr>
-      <w:proofErr w:type="spellStart"/>
       <w:r>
         <w:rPr>
           <w:rFonts w:eastAsia="Times New Roman"/>
           <w:sz w:val="28"/>
           <w:szCs w:val="28"/>
         </w:rPr>
-        <w:t>Thời</w:t>
-      </w:r>
-      <w:proofErr w:type="spellEnd"/>
-      <w:r>
-        <w:rPr>
-          <w:rFonts w:eastAsia="Times New Roman"/>
-          <w:sz w:val="28"/>
-          <w:szCs w:val="28"/>
-        </w:rPr>
-        <w:t xml:space="preserve"> </w:t>
-      </w:r>
-      <w:proofErr w:type="spellStart"/>
-      <w:r>
-        <w:rPr>
-          <w:rFonts w:eastAsia="Times New Roman"/>
-          <w:sz w:val="28"/>
-          <w:szCs w:val="28"/>
-        </w:rPr>
-        <w:t>gian</w:t>
-      </w:r>
-      <w:proofErr w:type="spellEnd"/>
-      <w:r>
-        <w:rPr>
-          <w:rFonts w:eastAsia="Times New Roman"/>
-          <w:sz w:val="28"/>
-          <w:szCs w:val="28"/>
-        </w:rPr>
-        <w:t xml:space="preserve">: </w:t>
-      </w:r>
-      <w:r>
-        <w:rPr>
-          <w:rFonts w:eastAsia="Times New Roman"/>
-          <w:sz w:val="28"/>
-          <w:szCs w:val="28"/>
-        </w:rPr>
-        <w:t>{</w:t>
-      </w:r>
-      <w:proofErr w:type="spellStart"/>
-      <w:r>
-        <w:rPr>
-          <w:rFonts w:eastAsia="Times New Roman"/>
-          <w:sz w:val="28"/>
-          <w:szCs w:val="28"/>
-        </w:rPr>
-        <w:t>Thời</w:t>
-      </w:r>
-      <w:proofErr w:type="spellEnd"/>
-      <w:r>
-        <w:rPr>
-          <w:rFonts w:eastAsia="Times New Roman"/>
-          <w:sz w:val="28"/>
-          <w:szCs w:val="28"/>
-        </w:rPr>
-        <w:t xml:space="preserve"> </w:t>
-      </w:r>
-      <w:proofErr w:type="spellStart"/>
-      <w:r>
-        <w:rPr>
-          <w:rFonts w:eastAsia="Times New Roman"/>
-          <w:sz w:val="28"/>
-          <w:szCs w:val="28"/>
-        </w:rPr>
-        <w:t>gian</w:t>
-      </w:r>
-      <w:proofErr w:type="spellEnd"/>
-      <w:r>
-        <w:rPr>
-          <w:rFonts w:eastAsia="Times New Roman"/>
-          <w:sz w:val="28"/>
-          <w:szCs w:val="28"/>
-        </w:rPr>
-        <w:t xml:space="preserve"> </w:t>
-      </w:r>
-      <w:proofErr w:type="spellStart"/>
-      <w:r>
-        <w:rPr>
-          <w:rFonts w:eastAsia="Times New Roman"/>
-          <w:sz w:val="28"/>
-          <w:szCs w:val="28"/>
-        </w:rPr>
-        <w:t>bắt</w:t>
-      </w:r>
-      <w:proofErr w:type="spellEnd"/>
-      <w:r>
-        <w:rPr>
-          <w:rFonts w:eastAsia="Times New Roman"/>
-          <w:sz w:val="28"/>
-          <w:szCs w:val="28"/>
-        </w:rPr>
-        <w:t xml:space="preserve"> </w:t>
-      </w:r>
-      <w:proofErr w:type="spellStart"/>
-      <w:r>
-        <w:rPr>
-          <w:rFonts w:eastAsia="Times New Roman"/>
-          <w:sz w:val="28"/>
-          <w:szCs w:val="28"/>
-        </w:rPr>
-        <w:t>đầu</w:t>
-      </w:r>
-      <w:proofErr w:type="spellEnd"/>
-      <w:r>
-        <w:rPr>
-          <w:rFonts w:eastAsia="Times New Roman"/>
-          <w:sz w:val="28"/>
-          <w:szCs w:val="28"/>
-        </w:rPr>
-        <w:t>}</w:t>
-      </w:r>
-      <w:r>
-        <w:rPr>
-          <w:rFonts w:eastAsia="Times New Roman"/>
-          <w:sz w:val="28"/>
-          <w:szCs w:val="28"/>
-        </w:rPr>
-        <w:t xml:space="preserve"> </w:t>
-      </w:r>
-      <w:proofErr w:type="spellStart"/>
-      <w:r>
-        <w:rPr>
-          <w:rFonts w:eastAsia="Times New Roman"/>
-          <w:sz w:val="28"/>
-          <w:szCs w:val="28"/>
-        </w:rPr>
-        <w:t>ngày</w:t>
-      </w:r>
-      <w:proofErr w:type="spellEnd"/>
-      <w:r>
-        <w:rPr>
-          <w:rFonts w:eastAsia="Times New Roman"/>
-          <w:sz w:val="28"/>
-          <w:szCs w:val="28"/>
-        </w:rPr>
-        <w:t xml:space="preserve"> </w:t>
+        <w:t xml:space="preserve">Thời gian: </w:t>
       </w:r>
       <w:r>
         <w:rPr>
@@ -951,18 +655,40 @@
           <w:sz w:val="28"/>
           <w:szCs w:val="28"/>
         </w:rPr>
-        <w:t>dd/mm/</w:t>
+        <w:t>Thời gian bắt đầu</w:t>
       </w:r>
-      <w:proofErr w:type="spellStart"/>
       <w:r>
         <w:rPr>
           <w:rFonts w:eastAsia="Times New Roman"/>
           <w:sz w:val="28"/>
           <w:szCs w:val="28"/>
         </w:rPr>
-        <w:t>yyyy</w:t>
+        <w:t>}</w:t>
       </w:r>
-      <w:proofErr w:type="spellEnd"/>
+      <w:r>
+        <w:rPr>
+          <w:rFonts w:eastAsia="Times New Roman"/>
+          <w:sz w:val="28"/>
+          <w:szCs w:val="28"/>
+        </w:rPr>
+        <w:t xml:space="preserve"> ngày </w:t>
+      </w:r>
+      <w:r>
+        <w:rPr>
+          <w:rFonts w:eastAsia="Times New Roman"/>
+          <w:sz w:val="28"/>
+          <w:szCs w:val="28"/>
+        </w:rPr>
+        <w:t>{</w:t>
+      </w:r>
+      <w:r>
+        <w:rPr>
+          <w:rFonts w:eastAsia="Times New Roman"/>
+          <w:sz w:val="28"/>
+          <w:szCs w:val="28"/>
+        </w:rPr>
+        <w:t>dd/mm/yyyy</w:t>
+      </w:r>
       <w:r>
         <w:rPr>
           <w:rFonts w:eastAsia="Times New Roman"/>
@@ -987,41 +713,13 @@
           <w:szCs w:val="28"/>
         </w:rPr>
       </w:pPr>
-      <w:proofErr w:type="spellStart"/>
       <w:r>
         <w:rPr>
           <w:rFonts w:eastAsia="Times New Roman"/>
           <w:sz w:val="28"/>
           <w:szCs w:val="28"/>
         </w:rPr>
-        <w:t>Địa</w:t>
-      </w:r>
-      <w:proofErr w:type="spellEnd"/>
-      <w:r>
-        <w:rPr>
-          <w:rFonts w:eastAsia="Times New Roman"/>
-          <w:sz w:val="28"/>
-          <w:szCs w:val="28"/>
-        </w:rPr>
-        <w:t xml:space="preserve"> </w:t>
-      </w:r>
-      <w:proofErr w:type="spellStart"/>
-      <w:r>
-        <w:rPr>
-          <w:rFonts w:eastAsia="Times New Roman"/>
-          <w:sz w:val="28"/>
-          <w:szCs w:val="28"/>
-        </w:rPr>
-        <w:t>điểm</w:t>
-      </w:r>
-      <w:proofErr w:type="spellEnd"/>
-      <w:r>
-        <w:rPr>
-          <w:rFonts w:eastAsia="Times New Roman"/>
-          <w:sz w:val="28"/>
-          <w:szCs w:val="28"/>
-        </w:rPr>
-        <w:t xml:space="preserve">: </w:t>
+        <w:t xml:space="preserve">Địa điểm: </w:t>
       </w:r>
       <w:r>
         <w:rPr>
@@ -1031,34 +729,14 @@
         </w:rPr>
         <w:t>{</w:t>
       </w:r>
-      <w:proofErr w:type="spellStart"/>
       <w:r>
         <w:rPr>
           <w:rFonts w:eastAsia="Times New Roman"/>
           <w:sz w:val="28"/>
           <w:szCs w:val="28"/>
         </w:rPr>
-        <w:t>Địa</w:t>
+        <w:t>Địa điểm</w:t>
       </w:r>
-      <w:proofErr w:type="spellEnd"/>
-      <w:r>
-        <w:rPr>
-          <w:rFonts w:eastAsia="Times New Roman"/>
-          <w:sz w:val="28"/>
-          <w:szCs w:val="28"/>
-        </w:rPr>
-        <w:t xml:space="preserve"> </w:t>
-      </w:r>
-      <w:proofErr w:type="spellStart"/>
-      <w:r>
-        <w:rPr>
-          <w:rFonts w:eastAsia="Times New Roman"/>
-          <w:sz w:val="28"/>
-          <w:szCs w:val="28"/>
-        </w:rPr>
-        <w:t>điểm</w:t>
-      </w:r>
-      <w:proofErr w:type="spellEnd"/>
       <w:r>
         <w:rPr>
           <w:rFonts w:eastAsia="Times New Roman"/>
@@ -1320,25 +998,7 @@
                 <w:sz w:val="28"/>
                 <w:szCs w:val="28"/>
               </w:rPr>
-              <w:t>{GHI CHÚ}{/</w:t>
-            </w:r>
-            <w:proofErr w:type="spellStart"/>
-            <w:r>
-              <w:rPr>
-                <w:bCs/>
-                <w:sz w:val="28"/>
-                <w:szCs w:val="28"/>
-              </w:rPr>
-              <w:t>thanhPhan</w:t>
-            </w:r>
-            <w:proofErr w:type="spellEnd"/>
-            <w:r>
-              <w:rPr>
-                <w:bCs/>
-                <w:sz w:val="28"/>
-                <w:szCs w:val="28"/>
-              </w:rPr>
-              <w:t>}</w:t>
+              <w:t>{GHI CHÚ}{/thanhPhan}</w:t>
             </w:r>
           </w:p>
         </w:tc>
@@ -1399,49 +1059,8 @@
           <w:sz w:val="28"/>
           <w:szCs w:val="28"/>
         </w:rPr>
-        <w:t>~</w:t>
+        <w:t>Nội dung họp tổ</w:t>
       </w:r>
-      <w:proofErr w:type="spellStart"/>
-      <w:r>
-        <w:rPr>
-          <w:sz w:val="28"/>
-          <w:szCs w:val="28"/>
-        </w:rPr>
-        <w:t>Nội</w:t>
-      </w:r>
-      <w:proofErr w:type="spellEnd"/>
-      <w:r>
-        <w:rPr>
-          <w:sz w:val="28"/>
-          <w:szCs w:val="28"/>
-        </w:rPr>
-        <w:t xml:space="preserve"> dung </w:t>
-      </w:r>
-      <w:proofErr w:type="spellStart"/>
-      <w:r>
-        <w:rPr>
-          <w:sz w:val="28"/>
-          <w:szCs w:val="28"/>
-        </w:rPr>
-        <w:t>họp</w:t>
-      </w:r>
-      <w:proofErr w:type="spellEnd"/>
-      <w:r>
-        <w:rPr>
-          <w:sz w:val="28"/>
-          <w:szCs w:val="28"/>
-        </w:rPr>
-        <w:t xml:space="preserve"> </w:t>
-      </w:r>
-      <w:proofErr w:type="spellStart"/>
-      <w:r>
-        <w:rPr>
-          <w:sz w:val="28"/>
-          <w:szCs w:val="28"/>
-        </w:rPr>
-        <w:t>tổ</w:t>
-      </w:r>
-      <w:proofErr w:type="spellEnd"/>
       <w:r>
         <w:rPr>
           <w:sz w:val="28"/>
@@ -1493,7 +1112,6 @@
           <w:szCs w:val="28"/>
         </w:rPr>
       </w:pPr>
-      <w:proofErr w:type="spellStart"/>
       <w:r>
         <w:rPr>
           <w:i/>
@@ -1503,87 +1121,6 @@
         </w:rPr>
         <w:t>Cuộc</w:t>
       </w:r>
-      <w:proofErr w:type="spellEnd"/>
-      <w:r>
-        <w:rPr>
-          <w:i/>
-          <w:iCs/>
-          <w:sz w:val="28"/>
-          <w:szCs w:val="28"/>
-        </w:rPr>
-        <w:t xml:space="preserve"> </w:t>
-      </w:r>
-      <w:proofErr w:type="spellStart"/>
-      <w:r>
-        <w:rPr>
-          <w:i/>
-          <w:iCs/>
-          <w:sz w:val="28"/>
-          <w:szCs w:val="28"/>
-        </w:rPr>
-        <w:t>họp</w:t>
-      </w:r>
-      <w:proofErr w:type="spellEnd"/>
-      <w:r>
-        <w:rPr>
-          <w:i/>
-          <w:iCs/>
-          <w:sz w:val="28"/>
-          <w:szCs w:val="28"/>
-        </w:rPr>
-        <w:t xml:space="preserve"> </w:t>
-      </w:r>
-      <w:proofErr w:type="spellStart"/>
-      <w:r>
-        <w:rPr>
-          <w:i/>
-          <w:iCs/>
-          <w:sz w:val="28"/>
-          <w:szCs w:val="28"/>
-        </w:rPr>
-        <w:t>kết</w:t>
-      </w:r>
-      <w:proofErr w:type="spellEnd"/>
-      <w:r>
-        <w:rPr>
-          <w:i/>
-          <w:iCs/>
-          <w:sz w:val="28"/>
-          <w:szCs w:val="28"/>
-        </w:rPr>
-        <w:t xml:space="preserve"> </w:t>
-      </w:r>
-      <w:proofErr w:type="spellStart"/>
-      <w:r>
-        <w:rPr>
-          <w:i/>
-          <w:iCs/>
-          <w:sz w:val="28"/>
-          <w:szCs w:val="28"/>
-        </w:rPr>
-        <w:t>thúc</w:t>
-      </w:r>
-      <w:proofErr w:type="spellEnd"/>
-      <w:r>
-        <w:rPr>
-          <w:i/>
-          <w:iCs/>
-          <w:sz w:val="28"/>
-          <w:szCs w:val="28"/>
-        </w:rPr>
-        <w:t xml:space="preserve"> </w:t>
-      </w:r>
-      <w:proofErr w:type="spellStart"/>
-      <w:r>
-        <w:rPr>
-          <w:i/>
-          <w:iCs/>
-          <w:sz w:val="28"/>
-          <w:szCs w:val="28"/>
-        </w:rPr>
-        <w:t>lúc</w:t>
-      </w:r>
-      <w:proofErr w:type="spellEnd"/>
       <w:r>
         <w:rPr>
           <w:i/>
@@ -1600,9 +1137,8 @@
           <w:sz w:val="28"/>
           <w:szCs w:val="28"/>
         </w:rPr>
-        <w:t>{</w:t>
+        <w:t xml:space="preserve">họp kết thúc lúc </w:t>
       </w:r>
-      <w:proofErr w:type="spellStart"/>
       <w:r>
         <w:rPr>
           <w:i/>
@@ -1610,9 +1146,8 @@
           <w:sz w:val="28"/>
           <w:szCs w:val="28"/>
         </w:rPr>
-        <w:t>Thời</w:t>
+        <w:t>{</w:t>
       </w:r>
-      <w:proofErr w:type="spellEnd"/>
       <w:r>
         <w:rPr>
           <w:i/>
@@ -1620,59 +1155,8 @@
           <w:sz w:val="28"/>
           <w:szCs w:val="28"/>
         </w:rPr>
-        <w:t xml:space="preserve"> </w:t>
+        <w:t>Thời gian kết thúc</w:t>
       </w:r>
-      <w:proofErr w:type="spellStart"/>
-      <w:r>
-        <w:rPr>
-          <w:i/>
-          <w:iCs/>
-          <w:sz w:val="28"/>
-          <w:szCs w:val="28"/>
-        </w:rPr>
-        <w:t>gian</w:t>
-      </w:r>
-      <w:proofErr w:type="spellEnd"/>
-      <w:r>
-        <w:rPr>
-          <w:i/>
-          <w:iCs/>
-          <w:sz w:val="28"/>
-          <w:szCs w:val="28"/>
-        </w:rPr>
-        <w:t xml:space="preserve"> </w:t>
-      </w:r>
-      <w:proofErr w:type="spellStart"/>
-      <w:r>
-        <w:rPr>
-          <w:i/>
-          <w:iCs/>
-          <w:sz w:val="28"/>
-          <w:szCs w:val="28"/>
-        </w:rPr>
-        <w:t>kết</w:t>
-      </w:r>
-      <w:proofErr w:type="spellEnd"/>
-      <w:r>
-        <w:rPr>
-          <w:i/>
-          <w:iCs/>
-          <w:sz w:val="28"/>
-          <w:szCs w:val="28"/>
-        </w:rPr>
-        <w:t xml:space="preserve"> </w:t>
-      </w:r>
-      <w:proofErr w:type="spellStart"/>
-      <w:r>
-        <w:rPr>
-          <w:i/>
-          <w:iCs/>
-          <w:sz w:val="28"/>
-          <w:szCs w:val="28"/>
-        </w:rPr>
-        <w:t>thúc</w:t>
-      </w:r>
-      <w:proofErr w:type="spellEnd"/>
       <w:r>
         <w:rPr>
           <w:i/>
@@ -1689,19 +1173,8 @@
           <w:sz w:val="28"/>
           <w:szCs w:val="28"/>
         </w:rPr>
-        <w:t xml:space="preserve"> </w:t>
+        <w:t xml:space="preserve"> ngày</w:t>
       </w:r>
-      <w:proofErr w:type="spellStart"/>
-      <w:r>
-        <w:rPr>
-          <w:i/>
-          <w:iCs/>
-          <w:sz w:val="28"/>
-          <w:szCs w:val="28"/>
-        </w:rPr>
-        <w:t>ngày</w:t>
-      </w:r>
-      <w:proofErr w:type="spellEnd"/>
       <w:r>
         <w:rPr>
           <w:i/>
@@ -1729,20 +1202,8 @@
           <w:sz w:val="28"/>
           <w:szCs w:val="28"/>
         </w:rPr>
-        <w:t>dd/mm/</w:t>
+        <w:t>dd/mm/yyyy</w:t>
       </w:r>
-      <w:proofErr w:type="spellStart"/>
-      <w:r>
-        <w:rPr>
-          <w:rFonts w:eastAsia="Times New Roman"/>
-          <w:i/>
-          <w:iCs/>
-          <w:sz w:val="28"/>
-          <w:szCs w:val="28"/>
-        </w:rPr>
-        <w:t>yyyy</w:t>
-      </w:r>
-      <w:proofErr w:type="spellEnd"/>
       <w:r>
         <w:rPr>
           <w:rFonts w:eastAsia="Times New Roman"/>
@@ -1851,18 +1312,8 @@
                 <w:sz w:val="28"/>
                 <w:szCs w:val="28"/>
               </w:rPr>
-              <w:t xml:space="preserve">Thư </w:t>
+              <w:t>Thư ký</w:t>
             </w:r>
-            <w:proofErr w:type="spellStart"/>
-            <w:r>
-              <w:rPr>
-                <w:b/>
-                <w:sz w:val="28"/>
-                <w:szCs w:val="28"/>
-              </w:rPr>
-              <w:t>ký</w:t>
-            </w:r>
-            <w:proofErr w:type="spellEnd"/>
             <w:r>
               <w:rPr>
                 <w:b/>
@@ -1948,7 +1399,6 @@
               </w:rPr>
               <w:t>{</w:t>
             </w:r>
-            <w:proofErr w:type="spellStart"/>
             <w:r>
               <w:rPr>
                 <w:b/>
@@ -1956,29 +1406,8 @@
                 <w:sz w:val="28"/>
                 <w:szCs w:val="28"/>
               </w:rPr>
-              <w:t>Chủ</w:t>
+              <w:t>Chủ trì</w:t>
             </w:r>
-            <w:proofErr w:type="spellEnd"/>
-            <w:r>
-              <w:rPr>
-                <w:b/>
-                <w:bCs/>
-                <w:sz w:val="28"/>
-                <w:szCs w:val="28"/>
-              </w:rPr>
-              <w:t xml:space="preserve"> </w:t>
-            </w:r>
-            <w:proofErr w:type="spellStart"/>
-            <w:r>
-              <w:rPr>
-                <w:b/>
-                <w:bCs/>
-                <w:sz w:val="28"/>
-                <w:szCs w:val="28"/>
-              </w:rPr>
-              <w:t>trì</w:t>
-            </w:r>
-            <w:proofErr w:type="spellEnd"/>
             <w:r>
               <w:rPr>
                 <w:b/>
@@ -6852,16 +6281,6 @@
 </file>
 
 <file path=customXml/item1.xml><?xml version="1.0" encoding="utf-8"?>
-<p:properties xmlns:p="http://schemas.microsoft.com/office/2006/metadata/properties" xmlns:xsi="http://www.w3.org/2001/XMLSchema-instance" xmlns:pc="http://schemas.microsoft.com/office/infopath/2007/PartnerControls">
-  <documentManagement>
-    <lcf76f155ced4ddcb4097134ff3c332f xmlns="5de8d0b8-4020-4828-b3a1-3d0d58666cb2">
-      <Terms xmlns="http://schemas.microsoft.com/office/infopath/2007/PartnerControls"/>
-    </lcf76f155ced4ddcb4097134ff3c332f>
-  </documentManagement>
-</p:properties>
-</file>
-
-<file path=customXml/item2.xml><?xml version="1.0" encoding="utf-8"?>
 <ct:contentTypeSchema xmlns:ct="http://schemas.microsoft.com/office/2006/metadata/contentType" xmlns:ma="http://schemas.microsoft.com/office/2006/metadata/properties/metaAttributes" ct:_="" ma:_="" ma:contentTypeName="Tài liệu" ma:contentTypeID="0x01010039B55736D7ED03478DD189363C108224" ma:contentTypeVersion="13" ma:contentTypeDescription="Tạo tài liệu mới." ma:contentTypeScope="" ma:versionID="c888ffc5550b0a221009ab84beb26832">
   <xsd:schema xmlns:xsd="http://www.w3.org/2001/XMLSchema" xmlns:xs="http://www.w3.org/2001/XMLSchema" xmlns:p="http://schemas.microsoft.com/office/2006/metadata/properties" xmlns:ns2="5de8d0b8-4020-4828-b3a1-3d0d58666cb2" targetNamespace="http://schemas.microsoft.com/office/2006/metadata/properties" ma:root="true" ma:fieldsID="5432d609134b9bea1f164439c259a011" ns2:_="">
     <xsd:import namespace="5de8d0b8-4020-4828-b3a1-3d0d58666cb2"/>
@@ -7057,6 +6476,16 @@
 </ct:contentTypeSchema>
 </file>
 
+<file path=customXml/item2.xml><?xml version="1.0" encoding="utf-8"?>
+<p:properties xmlns:p="http://schemas.microsoft.com/office/2006/metadata/properties" xmlns:xsi="http://www.w3.org/2001/XMLSchema-instance" xmlns:pc="http://schemas.microsoft.com/office/infopath/2007/PartnerControls">
+  <documentManagement>
+    <lcf76f155ced4ddcb4097134ff3c332f xmlns="5de8d0b8-4020-4828-b3a1-3d0d58666cb2">
+      <Terms xmlns="http://schemas.microsoft.com/office/infopath/2007/PartnerControls"/>
+    </lcf76f155ced4ddcb4097134ff3c332f>
+  </documentManagement>
+</p:properties>
+</file>
+
 <file path=customXml/item3.xml><?xml version="1.0" encoding="utf-8"?>
 <?mso-contentType ?>
 <FormTemplates xmlns="http://schemas.microsoft.com/sharepoint/v3/contenttype/forms">
@@ -7067,16 +6496,6 @@
 </file>
 
 <file path=customXml/itemProps1.xml><?xml version="1.0" encoding="utf-8"?>
-<ds:datastoreItem xmlns:ds="http://schemas.openxmlformats.org/officeDocument/2006/customXml" ds:itemID="{B6FEB78B-4785-4499-974D-31C336A57EEA}">
-  <ds:schemaRefs>
-    <ds:schemaRef ds:uri="http://schemas.microsoft.com/office/2006/metadata/properties"/>
-    <ds:schemaRef ds:uri="http://schemas.microsoft.com/office/infopath/2007/PartnerControls"/>
-    <ds:schemaRef ds:uri="5de8d0b8-4020-4828-b3a1-3d0d58666cb2"/>
-  </ds:schemaRefs>
-</ds:datastoreItem>
-</file>
-
-<file path=customXml/itemProps2.xml><?xml version="1.0" encoding="utf-8"?>
 <ds:datastoreItem xmlns:ds="http://schemas.openxmlformats.org/officeDocument/2006/customXml" ds:itemID="{187A7B71-5A6B-4FD2-B667-1D8DCD4E6F63}">
   <ds:schemaRefs>
     <ds:schemaRef ds:uri="http://schemas.microsoft.com/office/2006/metadata/contentType"/>
@@ -7094,6 +6513,16 @@
 </ds:datastoreItem>
 </file>
 
+<file path=customXml/itemProps2.xml><?xml version="1.0" encoding="utf-8"?>
+<ds:datastoreItem xmlns:ds="http://schemas.openxmlformats.org/officeDocument/2006/customXml" ds:itemID="{B6FEB78B-4785-4499-974D-31C336A57EEA}">
+  <ds:schemaRefs>
+    <ds:schemaRef ds:uri="http://schemas.microsoft.com/office/2006/metadata/properties"/>
+    <ds:schemaRef ds:uri="http://schemas.microsoft.com/office/infopath/2007/PartnerControls"/>
+    <ds:schemaRef ds:uri="5de8d0b8-4020-4828-b3a1-3d0d58666cb2"/>
+  </ds:schemaRefs>
+</ds:datastoreItem>
+</file>
+
 <file path=customXml/itemProps3.xml><?xml version="1.0" encoding="utf-8"?>
 <ds:datastoreItem xmlns:ds="http://schemas.openxmlformats.org/officeDocument/2006/customXml" ds:itemID="{22B2CF7D-FFE2-419C-B4A2-9410B84119C8}">
   <ds:schemaRefs>
